--- a/The Dolphins' View of History/chapters/44 - The Dolphins' Long View - What a Non-Human Species Makes of Human History.docx
+++ b/The Dolphins' View of History/chapters/44 - The Dolphins' Long View - What a Non-Human Species Makes of Human History.docx
@@ -9,6 +9,7 @@
         <w:jc w:val="center"/>
         <w:outlineLvl w:val="0"/>
       </w:pPr>
+      <w:bookmarkStart w:name="_Chapter029" w:id="1"/>
       <w:r>
         <w:rPr>
           <w:rFonts w:ascii="Amazon Ember" w:cs="Amazon Ember" w:eastAsia="Amazon Ember" w:hAnsi="Amazon Ember"/>
@@ -18,8 +19,9 @@
           <w:sz w:val="36"/>
           <w:szCs w:val="36"/>
         </w:rPr>
-        <w:t xml:space="preserve">Seven Million Years to Today: The Dolphins' Long View — What a Non-Human Species Makes of Human History</w:t>
-      </w:r>
+        <w:t xml:space="preserve">Seven Million Years to Today: The Dolphins’ Long View — What a Non-Human Species Makes of Human History</w:t>
+      </w:r>
+      <w:bookmarkEnd w:id="1"/>
     </w:p>
     <w:p>
       <w:pPr>
@@ -50,23 +52,23 @@
         <w:spacing w:after="200"/>
       </w:pPr>
       <w:r>
-        <w:t xml:space="preserve">Sumer's first empire and Hammurabi's public law arrived alongside the first standing armies. Rome's roads and aqueducts arrived alongside the loss of a republic's own self-government. The steam engine and the Enlightenment's own reasoned case for human rights arrived within a century and a half of a European war that killed some ten million soldiers over a few hundred yards of mud.</w:t>
-      </w:r>
-    </w:p>
-    <w:p>
-      <w:pPr>
-        <w:spacing w:after="200"/>
-      </w:pPr>
-      <w:r>
-        <w:t xml:space="preserve">The six genius-and-catastrophe case studies, Germany, Japan, Italy, Spain, the Soviet Union, and China, made the pattern impossible to mistake for a defect in any one people or culture. Each nation brought a real and often ancient cultural inheritance to the twentieth century. Each one turned that inheritance's tools toward dictatorship and, in most cases, mass killing. Each one, on a different clock, ranging from Germany's twelve years and Italy's twenty-one to Spain's nearly four decades to the Soviet Union's close to seventy, eventually corrected course, or in China's case corrected only part of it.</w:t>
-      </w:r>
-    </w:p>
-    <w:p>
-      <w:pPr>
-        <w:spacing w:after="200"/>
-      </w:pPr>
-      <w:r>
-        <w:t xml:space="preserve">The chapters since have shown the same pattern still running, just with better tools: a nuclear standoff the two powers holding it, remarkably, chose not to fire; movements that changed a society's own rules about who belonged in it without a battlefield; a communications network that delivered more human connection and more human manipulation in the same decade, through the same wires; and a climate emergency whose physics nobody disputes and whose response, as this chapter is being written, nobody has yet matched to the scale of the problem.</w:t>
+        <w:t xml:space="preserve">Sumer’s first empire and Hammurabi’s public law arrived alongside the first standing armies. Rome’s roads and aqueducts arrived alongside the loss of a republic’s own self-government. The steam engine and the Enlightenment’s own reasoned case for human rights arrived within a century and a half of a European war that killed some ten million soldiers over a few hundred yards of mud.</w:t>
+      </w:r>
+    </w:p>
+    <w:p>
+      <w:pPr>
+        <w:spacing w:after="200"/>
+      </w:pPr>
+      <w:r>
+        <w:t xml:space="preserve">The six genius-and-catastrophe case studies, Germany, Japan, Italy, Spain, the Soviet Union, and China, made the pattern impossible to mistake for a defect in any one people or culture. Each nation brought a real and often ancient cultural inheritance to the twentieth century. Each one turned that inheritance’s tools toward dictatorship and, in most cases, mass killing. Each one, on a different clock, ranging from Germany’s twelve years and Italy’s twenty-one to Spain’s nearly four decades to the Soviet Union’s close to seventy, eventually corrected course, or in China’s case corrected only part of it.</w:t>
+      </w:r>
+    </w:p>
+    <w:p>
+      <w:pPr>
+        <w:spacing w:after="200"/>
+      </w:pPr>
+      <w:r>
+        <w:t xml:space="preserve">The chapters since have shown the same pattern still running, just with better tools: a nuclear standoff the two powers holding it, remarkably, chose not to fire; movements that changed a society’s own rules about who belonged in it without a battlefield; a communications network that delivered more human connection and more human manipulation in the same decade, through the same wires; and a climate emergency whose physics nobody disputes and whose response, as this chapter is being written, nobody has yet matched to the scale of the problem.</w:t>
       </w:r>
     </w:p>
     <w:p>
@@ -110,7 +112,7 @@
         <w:spacing w:after="200"/>
       </w:pPr>
       <w:r>
-        <w:t xml:space="preserve">Reviewing this chapter against the rest of the book turned up an uncomfortable fact: several of the timelines that actually ran underneath everything else in it, counted the whole time, changing the whole time, never got a mention of their own. The plainest is the simplest number in the whole record: how many humans there were. For most of this book, the answer was small and slow. It took until 1804, on most estimates, for the global population to reach one billion, a milestone that arrived in the year Napoleon crowned himself emperor. The second billion took until 1927. The third took until 1960. The fourth took fourteen years. By 2022 the count passed eight billion. This book's own chapters get denser and faster toward the end for the same reason the population curve does: there were, quite simply, more humans available to have more history.</w:t>
+        <w:t xml:space="preserve">Several timelines ran underneath everything else in this book, changing the whole time, without ever getting a chapter of their own. The plainest is the simplest number in the whole record: how many humans there were. For most of this book, the answer was small and slow. It took until 1804, on most estimates, for the global population to reach one billion, a milestone that arrived in the year Napoleon crowned himself emperor. The second billion took until 1927. The third took until 1960. The fourth took fourteen years. By 2022 the count passed eight billion. This book’s own chapters get denser and faster toward the end for the same reason the population curve does: there were, quite simply, more humans available to have more history.</w:t>
       </w:r>
     </w:p>
     <w:p>
@@ -130,7 +132,7 @@
         <w:spacing w:after="200"/>
       </w:pPr>
       <w:r>
-        <w:t xml:space="preserve">The second overlooked timeline is who, exactly, got to take part in the story this book has been telling. For most of the book's chapters, “citizen,” “voter,” and “person with legal standing” quietly meant men. New Zealand gave women the vote first among self-governing nations, in 1893. The United States managed it in 1920, after decades of suffragist organizing this book's civil rights chapter only partly covers. Most of the rest of the world followed across the twentieth century, at its own pace, and the line has not finished running yet. A third timeline, easy to lose inside chapters about wars and empires, is the slow construction of a single idea: that some rules should apply to every human regardless of which empire they were born under. The Universal Declaration of Human Rights, adopted by the newly formed United Nations in 1948, in the wreckage of the war this book covers at length, was the first attempt at a document meant to bind everyone rather than one nation's own citizens. It has no army and no court that can force compliance, a fact dolphin historians find endearingly naive and also, on the evidence of the eight decades since, not nothing: nations that ignore it still feel obliged to explain why.</w:t>
+        <w:t xml:space="preserve">The second overlooked timeline is who, exactly, got to take part in the story this book has been telling. For most of the book’s chapters, “citizen,” “voter,” and “person with legal standing” quietly meant men. New Zealand gave women the vote first among self-governing nations, in 1893. The United States managed it in 1920, after decades of suffragist organizing this book’s civil rights chapter only partly covers. Most of the rest of the world followed across the twentieth century, at its own pace, and the line has not finished running yet. A third timeline, easy to lose inside chapters about wars and empires, is the slow construction of a single idea: that some rules should apply to every human regardless of which empire they were born under. The Universal Declaration of Human Rights, adopted by the newly formed United Nations in 1948, in the wreckage of the war this book covers at length, was the first attempt at a document meant to bind everyone rather than one nation’s own citizens. It has no army and no court that can force compliance, a fact dolphin historians find endearingly naive and also, on the evidence of the eight decades since, not nothing: nations that ignore it still feel obliged to explain why.</w:t>
       </w:r>
     </w:p>
     <w:p>
@@ -150,7 +152,7 @@
         <w:spacing w:after="200"/>
       </w:pPr>
       <w:r>
-        <w:t xml:space="preserve">A fourth and final timeline belongs to the numbers themselves. This book has mentioned, in passing, that ancient India gave the world the mathematical zero, but never paused on the throughline connecting it to the physics and computing chapters near this book's end. The 9th-century Baghdad mathematician al-Khwarizmi, whose name gives us the word algorithm, wrote the treatise that gave the West the word algebra. Isaac Newton and Gottfried Leibniz independently developed calculus in the 17th century, arguing bitterly for the rest of their lives over who got there first. Alan Turing's 1936 paper on computable numbers, written before any computer existed to run on, defined what a computer could and could not do in principle, a piece of pure mathematics that this book's own digital chapter turns out to depend on entirely.</w:t>
+        <w:t xml:space="preserve">A fourth and final timeline belongs to the numbers themselves. This book has mentioned, in passing, that ancient India gave the world the mathematical zero, but never paused on the throughline connecting it to the physics and computing chapters near this book’s end. The 9th-century Baghdad mathematician al-Khwarizmi, whose name gives us the word algorithm, wrote the treatise that gave the West the word algebra. Isaac Newton and Gottfried Leibniz independently developed calculus in the 17th century, arguing bitterly for the rest of their lives over who got there first. Alan Turing’s 1936 paper on computable numbers, written before any computer existed to run on, defined what a computer could and could not do in principle, a piece of pure mathematics that this book’s own digital chapter turns out to depend on entirely.</w:t>
       </w:r>
     </w:p>
     <w:p>
@@ -170,7 +172,7 @@
           <w:sz w:val="36"/>
           <w:szCs w:val="36"/>
         </w:rPr>
-        <w:t xml:space="preserve">Humanity's Report Card</w:t>
+        <w:t xml:space="preserve">Humanity’s Report Card</w:t>
       </w:r>
     </w:p>
     <w:p>
@@ -277,7 +279,7 @@
           <w:i/>
           <w:iCs/>
         </w:rPr>
-        <w:t xml:space="preserve">“Humans are neither the heroes nor the villains of Earth's story. They are a young, brilliant, chaotic species still deciding what kind of civilization they wish to become. Their greatest achievements came when they cooperated. Their worst disasters came when fear, greed, or tribalism overwhelmed reason. Whether they deserve a lasting place in history depends on what they do next.”</w:t>
+        <w:t xml:space="preserve">“Humans are neither the heroes nor the villains of Earth’s story. They are a young, brilliant, chaotic species still deciding what kind of civilization they wish to become. Their greatest achievements came when they cooperated. Their worst disasters came when fear, greed, or tribalism overwhelmed reason. Whether they deserve a lasting place in history depends on what they do next.”</w:t>
       </w:r>
     </w:p>
     <w:p>
@@ -297,7 +299,7 @@
         <w:spacing w:after="200"/>
       </w:pPr>
       <w:r>
-        <w:t xml:space="preserve">The story is not finished. Two branch points, arriving at the same time, may be the strangest ones yet, and dolphin scholarship has assigned them the book's epilogue.</w:t>
+        <w:t xml:space="preserve">The story is not finished. Two branch points, arriving at the same time, may be the strangest ones yet, and dolphin scholarship has assigned them the book’s epilogue.</w:t>
       </w:r>
     </w:p>
     <w:p>

--- a/The Dolphins' View of History/chapters/44 - The Dolphins' Long View - What a Non-Human Species Makes of Human History.docx
+++ b/The Dolphins' View of History/chapters/44 - The Dolphins' Long View - What a Non-Human Species Makes of Human History.docx
@@ -28,7 +28,7 @@
         <w:spacing w:after="200"/>
       </w:pPr>
       <w:r>
-        <w:t xml:space="preserve">This book opened with a claim dolphin historians have now spent the rest of the book testing: that a big brain guarantees cleverness, and cleverness is not the same thing as wisdom, and only one of those two ever arrives on a reliable schedule.</w:t>
+        <w:t xml:space="preserve">This book opened with a claim the rest of the book has been testing: that a big brain guarantees cleverness, and cleverness is not the same thing as wisdom, and only one of those two ever arrives on a reliable schedule.</w:t>
       </w:r>
     </w:p>
     <w:p>
@@ -68,7 +68,7 @@
         <w:spacing w:after="200"/>
       </w:pPr>
       <w:r>
-        <w:t xml:space="preserve">The chapters since have shown the same pattern still running, just with better tools: a nuclear standoff the two powers holding it, remarkably, chose not to fire; movements that changed a society’s own rules about who belonged in it without a battlefield; a communications network that delivered more human connection and more human manipulation in the same decade, through the same wires; and a climate emergency whose physics nobody disputes and whose response, as this chapter is being written, nobody has yet matched to the scale of the problem.</w:t>
+        <w:t xml:space="preserve">The chapters since have shown the same pattern still running, just with better tools: a nuclear standoff the two powers holding it, remarkably, chose not to fire; movements that changed a society’s own rules about who belonged in it without a battlefield; a communications network that delivered more human connection and more human manipulation in the same decade, through the same wires. Last comes a climate emergency whose physics nobody disputes and whose response, as this chapter is being written, nobody has yet matched to the scale of the problem.</w:t>
       </w:r>
     </w:p>
     <w:p>
@@ -88,7 +88,7 @@
         <w:spacing w:after="200"/>
       </w:pPr>
       <w:r>
-        <w:t xml:space="preserve">What dolphin scholarship can say, having watched the entire record rather than any single chapter of it, is this: capability has compounded in this species faster than in any other lineage this book, or the fossil record behind it, has ever recorded. Wisdom has arrived unevenly, late, and often only after the capability it was meant to guide had already been used once, badly, first.</w:t>
+        <w:t xml:space="preserve">Taken as a whole record rather than chapter by chapter, it says this: capability has compounded in this species faster than in any other lineage this book, or the fossil record behind it, has ever recorded. Wisdom has arrived unevenly, late, and often only after the capability it was meant to guide had already been used once, badly, first.</w:t>
       </w:r>
     </w:p>
     <w:p>
@@ -104,7 +104,7 @@
         <w:spacing w:after="200"/>
       </w:pPr>
       <w:r>
-        <w:t xml:space="preserve">It has, to be fair, sometimes arrived on time, and dolphin historians keep a short list: a Christmas truce organized by soldiers who then had to be ordered to stop, a naval officer in a submarine who declined to vote for war, a watch officer who distrusted his own machine. Every entry on it is one person or a few, acting against expectation and occasionally against orders. It has never yet arrived in bulk.</w:t>
+        <w:t xml:space="preserve">It has, to be fair, sometimes arrived on time, and there is a short list: a Christmas truce organized by soldiers who then had to be ordered to stop, a naval officer in a submarine who declined to vote for war, a watch officer who distrusted his own machine. Every entry on it is one person or a few, acting against expectation and occasionally against orders. It has never yet arrived in bulk.</w:t>
       </w:r>
     </w:p>
     <w:p>
@@ -132,7 +132,7 @@
         <w:spacing w:after="200"/>
       </w:pPr>
       <w:r>
-        <w:t xml:space="preserve">The second overlooked timeline is who, exactly, got to take part in the story this book has been telling. For most of the book’s chapters, “citizen,” “voter,” and “person with legal standing” quietly meant men. New Zealand gave women the vote first among self-governing nations, in 1893. The United States managed it in 1920, after decades of suffragist organizing this book’s civil rights chapter only partly covers. Most of the rest of the world followed across the twentieth century, at its own pace, and the line has not finished running yet. A third timeline, easy to lose inside chapters about wars and empires, is the slow construction of a single idea: that some rules should apply to every human regardless of which empire they were born under. The Universal Declaration of Human Rights, adopted by the newly formed United Nations in 1948, in the wreckage of the war this book covers at length, was the first attempt at a document meant to bind everyone rather than one nation’s own citizens. It has no army and no court that can force compliance, a fact dolphin historians find endearingly naive and also, on the evidence of the eight decades since, not nothing: nations that ignore it still feel obliged to explain why.</w:t>
+        <w:t xml:space="preserve">The second overlooked timeline is who, exactly, got to take part in the story this book has been telling. For most of the book’s chapters, “citizen,” “voter,” and “person with legal standing” quietly meant men. New Zealand gave women the vote first among self-governing nations, in 1893. The United States managed it in 1920, after decades of suffragist organizing this book’s civil rights chapter only partly covers. Most of the rest of the world followed across the twentieth century, at its own pace, and the line has not finished running yet. A third timeline, easy to lose inside chapters about wars and empires, is the slow construction of a single idea: that some rules should apply to every human regardless of which empire they were born under. The Universal Declaration of Human Rights, adopted by the newly formed United Nations in 1948, in the wreckage of the war this book covers at length, was the first attempt at a document meant to bind everyone rather than one nation’s own citizens. It has no army and no court that can force compliance, which is endearingly naive and also, on the evidence of the eight decades since, not nothing: nations that ignore it still feel obliged to explain why.</w:t>
       </w:r>
     </w:p>
     <w:p>
@@ -299,7 +299,7 @@
         <w:spacing w:after="200"/>
       </w:pPr>
       <w:r>
-        <w:t xml:space="preserve">The story is not finished. Two branch points, arriving at the same time, may be the strangest ones yet, and dolphin scholarship has assigned them the book’s epilogue.</w:t>
+        <w:t xml:space="preserve">The story is not finished. Two branch points, arriving at the same time, may be the strangest ones yet, and they get the book’s epilogue.</w:t>
       </w:r>
     </w:p>
     <w:p>

--- a/The Dolphins' View of History/chapters/44 - The Dolphins' Long View - What a Non-Human Species Makes of Human History.docx
+++ b/The Dolphins' View of History/chapters/44 - The Dolphins' Long View - What a Non-Human Species Makes of Human History.docx
@@ -5,6 +5,7 @@
     <w:p>
       <w:pPr>
         <w:pStyle w:val="Heading1"/>
+        <w:pageBreakBefore/>
         <w:spacing w:after="300"/>
         <w:jc w:val="center"/>
         <w:outlineLvl w:val="0"/>
@@ -15,9 +16,9 @@
           <w:rFonts w:ascii="Amazon Ember" w:cs="Amazon Ember" w:eastAsia="Amazon Ember" w:hAnsi="Amazon Ember"/>
           <w:b/>
           <w:bCs/>
-          <w:color w:val="0000FF"/>
-          <w:sz w:val="36"/>
-          <w:szCs w:val="36"/>
+          <w:color w:val="1F4E79"/>
+          <w:sz w:val="32"/>
+          <w:szCs w:val="32"/>
         </w:rPr>
         <w:t xml:space="preserve">Seven Million Years to Today: The Dolphins’ Long View — What a Non-Human Species Makes of Human History</w:t>
       </w:r>
@@ -168,9 +169,9 @@
           <w:rFonts w:ascii="Amazon Ember" w:cs="Amazon Ember" w:eastAsia="Amazon Ember" w:hAnsi="Amazon Ember"/>
           <w:b/>
           <w:bCs/>
-          <w:color w:val="0000FF"/>
-          <w:sz w:val="36"/>
-          <w:szCs w:val="36"/>
+          <w:color w:val="1F4E79"/>
+          <w:sz w:val="32"/>
+          <w:szCs w:val="32"/>
         </w:rPr>
         <w:t xml:space="preserve">Humanity’s Report Card</w:t>
       </w:r>
@@ -263,9 +264,9 @@
           <w:rFonts w:ascii="Amazon Ember" w:cs="Amazon Ember" w:eastAsia="Amazon Ember" w:hAnsi="Amazon Ember"/>
           <w:b/>
           <w:bCs/>
-          <w:color w:val="0000FF"/>
-          <w:sz w:val="36"/>
-          <w:szCs w:val="36"/>
+          <w:color w:val="1F4E79"/>
+          <w:sz w:val="32"/>
+          <w:szCs w:val="32"/>
         </w:rPr>
         <w:t xml:space="preserve">Overall Assessment</w:t>
       </w:r>
@@ -327,7 +328,7 @@
       </w:r>
     </w:p>
     <w:sectPr>
-      <w:pgSz w:w="12240" w:h="15840" w:orient="portrait"/>
+      <w:pgSz w:w="8640" w:h="12960" w:orient="portrait"/>
       <w:pgMar w:top="1440" w:right="1440" w:bottom="1440" w:left="1440" w:header="708" w:footer="708" w:gutter="0"/>
       <w:pgNumType/>
       <w:docGrid w:linePitch="360"/>
